--- a/Fase 2/Evidencias Grupales/PTY4478 APT2.0 FASE 2.docx
+++ b/Fase 2/Evidencias Grupales/PTY4478 APT2.0 FASE 2.docx
@@ -682,6 +682,7 @@
                 <w:color w:val="000000" w:themeColor="text1"/>
                 <w:sz w:val="20"/>
                 <w:szCs w:val="20"/>
+                <w:u w:val="single"/>
                 <w:lang w:eastAsia="es-CL"/>
               </w:rPr>
             </w:pPr>
@@ -695,7 +696,7 @@
                 <w:szCs w:val="20"/>
                 <w:lang w:eastAsia="es-CL"/>
               </w:rPr>
-              <w:t>He realizado la c</w:t>
+              <w:t>H</w:t>
             </w:r>
             <w:r>
               <w:rPr>
@@ -707,7 +708,7 @@
                 <w:szCs w:val="20"/>
                 <w:lang w:eastAsia="es-CL"/>
               </w:rPr>
-              <w:t>reac</w:t>
+              <w:t>asta el momento h</w:t>
             </w:r>
             <w:r>
               <w:rPr>
@@ -719,7 +720,7 @@
                 <w:szCs w:val="20"/>
                 <w:lang w:eastAsia="es-CL"/>
               </w:rPr>
-              <w:t>ión</w:t>
+              <w:t xml:space="preserve">e realizado </w:t>
             </w:r>
             <w:r>
               <w:rPr>
@@ -731,7 +732,7 @@
                 <w:szCs w:val="20"/>
                 <w:lang w:eastAsia="es-CL"/>
               </w:rPr>
-              <w:t xml:space="preserve"> de la estructura, </w:t>
+              <w:t xml:space="preserve">la mayor parte del Frontend, por ejemplo, </w:t>
             </w:r>
             <w:r>
               <w:rPr>
@@ -743,7 +744,7 @@
                 <w:szCs w:val="20"/>
                 <w:lang w:eastAsia="es-CL"/>
               </w:rPr>
-              <w:t xml:space="preserve">las </w:t>
+              <w:t xml:space="preserve">la vista </w:t>
             </w:r>
             <w:r>
               <w:rPr>
@@ -755,7 +756,7 @@
                 <w:szCs w:val="20"/>
                 <w:lang w:eastAsia="es-CL"/>
               </w:rPr>
-              <w:t>clases</w:t>
+              <w:t>H</w:t>
             </w:r>
             <w:r>
               <w:rPr>
@@ -767,7 +768,7 @@
                 <w:szCs w:val="20"/>
                 <w:lang w:eastAsia="es-CL"/>
               </w:rPr>
-              <w:t xml:space="preserve"> modelo</w:t>
+              <w:t>ome la he terminado</w:t>
             </w:r>
             <w:r>
               <w:rPr>
@@ -779,9 +780,8 @@
                 <w:szCs w:val="20"/>
                 <w:lang w:eastAsia="es-CL"/>
               </w:rPr>
-              <w:t xml:space="preserve">, el </w:t>
-            </w:r>
-            <w:proofErr w:type="spellStart"/>
+              <w:t>. Ya hice</w:t>
+            </w:r>
             <w:r>
               <w:rPr>
                 <w:rFonts w:ascii="Calibri" w:hAnsi="Calibri" w:cs="Arial"/>
@@ -792,9 +792,8 @@
                 <w:szCs w:val="20"/>
                 <w:lang w:eastAsia="es-CL"/>
               </w:rPr>
-              <w:t>header</w:t>
-            </w:r>
-            <w:proofErr w:type="spellEnd"/>
+              <w:t xml:space="preserve"> </w:t>
+            </w:r>
             <w:r>
               <w:rPr>
                 <w:rFonts w:ascii="Calibri" w:hAnsi="Calibri" w:cs="Arial"/>
@@ -805,9 +804,8 @@
                 <w:szCs w:val="20"/>
                 <w:lang w:eastAsia="es-CL"/>
               </w:rPr>
-              <w:t xml:space="preserve">, el </w:t>
-            </w:r>
-            <w:proofErr w:type="spellStart"/>
+              <w:t xml:space="preserve">el </w:t>
+            </w:r>
             <w:r>
               <w:rPr>
                 <w:rFonts w:ascii="Calibri" w:hAnsi="Calibri" w:cs="Arial"/>
@@ -818,9 +816,8 @@
                 <w:szCs w:val="20"/>
                 <w:lang w:eastAsia="es-CL"/>
               </w:rPr>
-              <w:t>footer</w:t>
-            </w:r>
-            <w:proofErr w:type="spellEnd"/>
+              <w:t>H</w:t>
+            </w:r>
             <w:r>
               <w:rPr>
                 <w:rFonts w:ascii="Calibri" w:hAnsi="Calibri" w:cs="Arial"/>
@@ -831,9 +828,8 @@
                 <w:szCs w:val="20"/>
                 <w:lang w:eastAsia="es-CL"/>
               </w:rPr>
-              <w:t xml:space="preserve">, la clase </w:t>
-            </w:r>
-            <w:proofErr w:type="spellStart"/>
+              <w:t>eader</w:t>
+            </w:r>
             <w:r>
               <w:rPr>
                 <w:rFonts w:ascii="Calibri" w:hAnsi="Calibri" w:cs="Arial"/>
@@ -844,9 +840,8 @@
                 <w:szCs w:val="20"/>
                 <w:lang w:eastAsia="es-CL"/>
               </w:rPr>
-              <w:t>service</w:t>
-            </w:r>
-            <w:proofErr w:type="spellEnd"/>
+              <w:t xml:space="preserve"> del sitio web</w:t>
+            </w:r>
             <w:r>
               <w:rPr>
                 <w:rFonts w:ascii="Calibri" w:hAnsi="Calibri" w:cs="Arial"/>
@@ -858,6 +853,66 @@
                 <w:lang w:eastAsia="es-CL"/>
               </w:rPr>
               <w:t>,</w:t>
+            </w:r>
+            <w:r>
+              <w:rPr>
+                <w:rFonts w:ascii="Calibri" w:hAnsi="Calibri" w:cs="Arial"/>
+                <w:bCs/>
+                <w:i/>
+                <w:color w:val="000000" w:themeColor="text1"/>
+                <w:sz w:val="20"/>
+                <w:szCs w:val="20"/>
+                <w:lang w:eastAsia="es-CL"/>
+              </w:rPr>
+              <w:t xml:space="preserve"> las diferentes secciones que tendrá, por ejemplo, la sección carrusel, la sección productos, la sección quiénes somos</w:t>
+            </w:r>
+            <w:r>
+              <w:rPr>
+                <w:rFonts w:ascii="Calibri" w:hAnsi="Calibri" w:cs="Arial"/>
+                <w:bCs/>
+                <w:i/>
+                <w:color w:val="000000" w:themeColor="text1"/>
+                <w:sz w:val="20"/>
+                <w:szCs w:val="20"/>
+                <w:lang w:eastAsia="es-CL"/>
+              </w:rPr>
+              <w:t>,</w:t>
+            </w:r>
+            <w:r>
+              <w:rPr>
+                <w:rFonts w:ascii="Calibri" w:hAnsi="Calibri" w:cs="Arial"/>
+                <w:bCs/>
+                <w:i/>
+                <w:color w:val="000000" w:themeColor="text1"/>
+                <w:sz w:val="20"/>
+                <w:szCs w:val="20"/>
+                <w:lang w:eastAsia="es-CL"/>
+              </w:rPr>
+              <w:t xml:space="preserve"> </w:t>
+            </w:r>
+            <w:r>
+              <w:rPr>
+                <w:rFonts w:ascii="Calibri" w:hAnsi="Calibri" w:cs="Arial"/>
+                <w:bCs/>
+                <w:i/>
+                <w:color w:val="000000" w:themeColor="text1"/>
+                <w:sz w:val="20"/>
+                <w:szCs w:val="20"/>
+                <w:lang w:eastAsia="es-CL"/>
+              </w:rPr>
+              <w:t>la sección contacto</w:t>
+            </w:r>
+            <w:r>
+              <w:rPr>
+                <w:rFonts w:ascii="Calibri" w:hAnsi="Calibri" w:cs="Arial"/>
+                <w:bCs/>
+                <w:i/>
+                <w:color w:val="000000" w:themeColor="text1"/>
+                <w:sz w:val="20"/>
+                <w:szCs w:val="20"/>
+                <w:lang w:eastAsia="es-CL"/>
+              </w:rPr>
+              <w:t xml:space="preserve"> y el footer. Además, he</w:t>
             </w:r>
             <w:r>
               <w:rPr>
@@ -870,9 +925,200 @@
                 <w:szCs w:val="20"/>
                 <w:lang w:eastAsia="es-CL"/>
               </w:rPr>
-              <w:t xml:space="preserve"> la clase </w:t>
-            </w:r>
-            <w:proofErr w:type="spellStart"/>
+              <w:t xml:space="preserve"> i</w:t>
+            </w:r>
+            <w:r>
+              <w:rPr>
+                <w:rFonts w:ascii="Calibri" w:hAnsi="Calibri" w:cs="Arial"/>
+                <w:bCs/>
+                <w:i/>
+                <w:color w:val="000000" w:themeColor="text1"/>
+                <w:sz w:val="20"/>
+                <w:szCs w:val="20"/>
+                <w:lang w:eastAsia="es-CL"/>
+              </w:rPr>
+              <w:t>mplementa</w:t>
+            </w:r>
+            <w:r>
+              <w:rPr>
+                <w:rFonts w:ascii="Calibri" w:hAnsi="Calibri" w:cs="Arial"/>
+                <w:bCs/>
+                <w:i/>
+                <w:color w:val="000000" w:themeColor="text1"/>
+                <w:sz w:val="20"/>
+                <w:szCs w:val="20"/>
+                <w:lang w:eastAsia="es-CL"/>
+              </w:rPr>
+              <w:t>do</w:t>
+            </w:r>
+            <w:r>
+              <w:rPr>
+                <w:rFonts w:ascii="Calibri" w:hAnsi="Calibri" w:cs="Arial"/>
+                <w:bCs/>
+                <w:i/>
+                <w:color w:val="000000" w:themeColor="text1"/>
+                <w:sz w:val="20"/>
+                <w:szCs w:val="20"/>
+                <w:lang w:eastAsia="es-CL"/>
+              </w:rPr>
+              <w:t xml:space="preserve"> </w:t>
+            </w:r>
+            <w:r>
+              <w:rPr>
+                <w:rFonts w:ascii="Calibri" w:hAnsi="Calibri" w:cs="Arial"/>
+                <w:bCs/>
+                <w:i/>
+                <w:color w:val="000000" w:themeColor="text1"/>
+                <w:sz w:val="20"/>
+                <w:szCs w:val="20"/>
+                <w:lang w:eastAsia="es-CL"/>
+              </w:rPr>
+              <w:t>Bootstrap</w:t>
+            </w:r>
+            <w:r>
+              <w:rPr>
+                <w:rFonts w:ascii="Calibri" w:hAnsi="Calibri" w:cs="Arial"/>
+                <w:bCs/>
+                <w:i/>
+                <w:color w:val="000000" w:themeColor="text1"/>
+                <w:sz w:val="20"/>
+                <w:szCs w:val="20"/>
+                <w:lang w:eastAsia="es-CL"/>
+              </w:rPr>
+              <w:t xml:space="preserve"> con sus respectivas clases</w:t>
+            </w:r>
+            <w:r>
+              <w:rPr>
+                <w:rFonts w:ascii="Calibri" w:hAnsi="Calibri" w:cs="Arial"/>
+                <w:bCs/>
+                <w:i/>
+                <w:color w:val="000000" w:themeColor="text1"/>
+                <w:sz w:val="20"/>
+                <w:szCs w:val="20"/>
+                <w:lang w:eastAsia="es-CL"/>
+              </w:rPr>
+              <w:t xml:space="preserve"> y los estilos CSS para el diseño con responsive. Con respecto a</w:t>
+            </w:r>
+            <w:r>
+              <w:rPr>
+                <w:rFonts w:ascii="Calibri" w:hAnsi="Calibri" w:cs="Arial"/>
+                <w:bCs/>
+                <w:i/>
+                <w:color w:val="000000" w:themeColor="text1"/>
+                <w:sz w:val="20"/>
+                <w:szCs w:val="20"/>
+                <w:lang w:eastAsia="es-CL"/>
+              </w:rPr>
+              <w:t xml:space="preserve"> la vista producto la tengo avanzada en un 90% y las vistas inicio de sesión y registro en un 50%. Por otro lado</w:t>
+            </w:r>
+            <w:r>
+              <w:rPr>
+                <w:rFonts w:ascii="Calibri" w:hAnsi="Calibri" w:cs="Arial"/>
+                <w:bCs/>
+                <w:i/>
+                <w:color w:val="000000" w:themeColor="text1"/>
+                <w:sz w:val="20"/>
+                <w:szCs w:val="20"/>
+                <w:lang w:eastAsia="es-CL"/>
+              </w:rPr>
+              <w:t>,</w:t>
+            </w:r>
+            <w:r>
+              <w:rPr>
+                <w:rFonts w:ascii="Calibri" w:hAnsi="Calibri" w:cs="Arial"/>
+                <w:bCs/>
+                <w:i/>
+                <w:color w:val="000000" w:themeColor="text1"/>
+                <w:sz w:val="20"/>
+                <w:szCs w:val="20"/>
+                <w:lang w:eastAsia="es-CL"/>
+              </w:rPr>
+              <w:t xml:space="preserve"> ya realicé</w:t>
+            </w:r>
+            <w:r>
+              <w:rPr>
+                <w:rFonts w:ascii="Calibri" w:hAnsi="Calibri" w:cs="Arial"/>
+                <w:bCs/>
+                <w:i/>
+                <w:color w:val="000000" w:themeColor="text1"/>
+                <w:sz w:val="20"/>
+                <w:szCs w:val="20"/>
+                <w:lang w:eastAsia="es-CL"/>
+              </w:rPr>
+              <w:t xml:space="preserve"> la estructura, </w:t>
+            </w:r>
+            <w:r>
+              <w:rPr>
+                <w:rFonts w:ascii="Calibri" w:hAnsi="Calibri" w:cs="Arial"/>
+                <w:bCs/>
+                <w:i/>
+                <w:color w:val="000000" w:themeColor="text1"/>
+                <w:sz w:val="20"/>
+                <w:szCs w:val="20"/>
+                <w:lang w:eastAsia="es-CL"/>
+              </w:rPr>
+              <w:t xml:space="preserve">las </w:t>
+            </w:r>
+            <w:r>
+              <w:rPr>
+                <w:rFonts w:ascii="Calibri" w:hAnsi="Calibri" w:cs="Arial"/>
+                <w:bCs/>
+                <w:i/>
+                <w:color w:val="000000" w:themeColor="text1"/>
+                <w:sz w:val="20"/>
+                <w:szCs w:val="20"/>
+                <w:lang w:eastAsia="es-CL"/>
+              </w:rPr>
+              <w:t>clases</w:t>
+            </w:r>
+            <w:r>
+              <w:rPr>
+                <w:rFonts w:ascii="Calibri" w:hAnsi="Calibri" w:cs="Arial"/>
+                <w:bCs/>
+                <w:i/>
+                <w:color w:val="000000" w:themeColor="text1"/>
+                <w:sz w:val="20"/>
+                <w:szCs w:val="20"/>
+                <w:lang w:eastAsia="es-CL"/>
+              </w:rPr>
+              <w:t xml:space="preserve"> modelo</w:t>
+            </w:r>
+            <w:r>
+              <w:rPr>
+                <w:rFonts w:ascii="Calibri" w:hAnsi="Calibri" w:cs="Arial"/>
+                <w:bCs/>
+                <w:i/>
+                <w:color w:val="000000" w:themeColor="text1"/>
+                <w:sz w:val="20"/>
+                <w:szCs w:val="20"/>
+                <w:lang w:eastAsia="es-CL"/>
+              </w:rPr>
+              <w:t xml:space="preserve"> las he convertido en entidades para que sean mapeadas correctamente por Hibernate. También, he creado</w:t>
+            </w:r>
+            <w:r>
+              <w:rPr>
+                <w:rFonts w:ascii="Calibri" w:hAnsi="Calibri" w:cs="Arial"/>
+                <w:bCs/>
+                <w:i/>
+                <w:color w:val="000000" w:themeColor="text1"/>
+                <w:sz w:val="20"/>
+                <w:szCs w:val="20"/>
+                <w:lang w:eastAsia="es-CL"/>
+              </w:rPr>
+              <w:t xml:space="preserve"> </w:t>
+            </w:r>
+            <w:r>
+              <w:rPr>
+                <w:rFonts w:ascii="Calibri" w:hAnsi="Calibri" w:cs="Arial"/>
+                <w:bCs/>
+                <w:i/>
+                <w:color w:val="000000" w:themeColor="text1"/>
+                <w:sz w:val="20"/>
+                <w:szCs w:val="20"/>
+                <w:lang w:eastAsia="es-CL"/>
+              </w:rPr>
+              <w:t>el</w:t>
+            </w:r>
             <w:r>
               <w:rPr>
                 <w:rFonts w:ascii="Calibri" w:hAnsi="Calibri" w:cs="Arial"/>
@@ -884,9 +1130,8 @@
                 <w:szCs w:val="20"/>
                 <w:lang w:eastAsia="es-CL"/>
               </w:rPr>
-              <w:t>controller</w:t>
-            </w:r>
-            <w:proofErr w:type="spellEnd"/>
+              <w:t xml:space="preserve"> </w:t>
+            </w:r>
             <w:r>
               <w:rPr>
                 <w:rFonts w:ascii="Calibri" w:hAnsi="Calibri" w:cs="Arial"/>
@@ -898,7 +1143,7 @@
                 <w:szCs w:val="20"/>
                 <w:lang w:eastAsia="es-CL"/>
               </w:rPr>
-              <w:t>,</w:t>
+              <w:t>C</w:t>
             </w:r>
             <w:r>
               <w:rPr>
@@ -911,7 +1156,7 @@
                 <w:szCs w:val="20"/>
                 <w:lang w:eastAsia="es-CL"/>
               </w:rPr>
-              <w:t xml:space="preserve"> las v</w:t>
+              <w:t>ontroller</w:t>
             </w:r>
             <w:r>
               <w:rPr>
@@ -924,31 +1169,33 @@
                 <w:szCs w:val="20"/>
                 <w:lang w:eastAsia="es-CL"/>
               </w:rPr>
-              <w:t>istas, la conexión a la base de datos y la i</w:t>
+              <w:t xml:space="preserve"> y realicé</w:t>
             </w:r>
             <w:r>
               <w:rPr>
                 <w:rFonts w:ascii="Calibri" w:hAnsi="Calibri" w:cs="Arial"/>
                 <w:bCs/>
                 <w:i/>
+                <w:iCs/>
                 <w:color w:val="000000" w:themeColor="text1"/>
                 <w:sz w:val="20"/>
                 <w:szCs w:val="20"/>
                 <w:lang w:eastAsia="es-CL"/>
               </w:rPr>
-              <w:t>mplementación de</w:t>
+              <w:t xml:space="preserve"> la conexión a la base de datos</w:t>
             </w:r>
             <w:r>
               <w:rPr>
                 <w:rFonts w:ascii="Calibri" w:hAnsi="Calibri" w:cs="Arial"/>
                 <w:bCs/>
                 <w:i/>
+                <w:iCs/>
                 <w:color w:val="000000" w:themeColor="text1"/>
                 <w:sz w:val="20"/>
                 <w:szCs w:val="20"/>
                 <w:lang w:eastAsia="es-CL"/>
               </w:rPr>
-              <w:t xml:space="preserve"> Bootstrap</w:t>
+              <w:t xml:space="preserve"> definiendo las propiedades</w:t>
             </w:r>
             <w:r>
               <w:rPr>
@@ -960,21 +1207,20 @@
                 <w:szCs w:val="20"/>
                 <w:lang w:eastAsia="es-CL"/>
               </w:rPr>
-              <w:t xml:space="preserve"> con sus respectivas clases. </w:t>
-            </w:r>
-          </w:p>
-          <w:p>
-            <w:pPr>
-              <w:jc w:val="both"/>
-              <w:rPr>
-                <w:rFonts w:ascii="Calibri" w:hAnsi="Calibri" w:cs="Arial"/>
-                <w:i/>
-                <w:color w:val="548DD4"/>
-                <w:sz w:val="20"/>
-                <w:szCs w:val="20"/>
-                <w:lang w:eastAsia="es-CL"/>
-              </w:rPr>
-            </w:pPr>
+              <w:t xml:space="preserve">. </w:t>
+            </w:r>
+            <w:r>
+              <w:rPr>
+                <w:rFonts w:ascii="Calibri" w:hAnsi="Calibri" w:cs="Arial"/>
+                <w:bCs/>
+                <w:i/>
+                <w:color w:val="000000" w:themeColor="text1"/>
+                <w:sz w:val="20"/>
+                <w:szCs w:val="20"/>
+                <w:lang w:eastAsia="es-CL"/>
+              </w:rPr>
+              <w:t>Entre otras cosas.</w:t>
+            </w:r>
           </w:p>
         </w:tc>
       </w:tr>
@@ -1112,6 +1358,7 @@
                 <w:rFonts w:ascii="Calibri" w:hAnsi="Calibri"/>
                 <w:color w:val="1F4E79" w:themeColor="accent1" w:themeShade="80"/>
               </w:rPr>
+              <w:lastRenderedPageBreak/>
               <w:t>Evidencias de avance</w:t>
             </w:r>
           </w:p>
@@ -1860,7 +2107,6 @@
               </w:rPr>
               <w:t xml:space="preserve">sección contacto y </w:t>
             </w:r>
-            <w:proofErr w:type="spellStart"/>
             <w:r>
               <w:rPr>
                 <w:rFonts w:ascii="Calibri" w:hAnsi="Calibri" w:cs="Arial"/>
@@ -1871,20 +2117,7 @@
                 <w:szCs w:val="20"/>
                 <w:lang w:eastAsia="es-CL"/>
               </w:rPr>
-              <w:t>footer</w:t>
-            </w:r>
-            <w:proofErr w:type="spellEnd"/>
-            <w:r>
-              <w:rPr>
-                <w:rFonts w:ascii="Calibri" w:hAnsi="Calibri" w:cs="Arial"/>
-                <w:bCs/>
-                <w:iCs/>
-                <w:color w:val="000000" w:themeColor="text1"/>
-                <w:sz w:val="20"/>
-                <w:szCs w:val="20"/>
-                <w:lang w:eastAsia="es-CL"/>
-              </w:rPr>
-              <w:t>)</w:t>
+              <w:t>footer)</w:t>
             </w:r>
           </w:p>
           <w:p>
@@ -2098,22 +2331,9 @@
                 <w:szCs w:val="20"/>
                 <w:lang w:eastAsia="es-CL"/>
               </w:rPr>
-              <w:t xml:space="preserve">Implementación de Bootstrap                                                                 </w:t>
-            </w:r>
-            <w:proofErr w:type="spellStart"/>
-            <w:r>
-              <w:rPr>
-                <w:rFonts w:ascii="Calibri" w:hAnsi="Calibri" w:cs="Arial"/>
-                <w:bCs/>
-                <w:iCs/>
-                <w:color w:val="000000" w:themeColor="text1"/>
-                <w:sz w:val="20"/>
-                <w:szCs w:val="20"/>
-                <w:lang w:eastAsia="es-CL"/>
-              </w:rPr>
-              <w:t>Controller</w:t>
-            </w:r>
-            <w:proofErr w:type="spellEnd"/>
+              <w:lastRenderedPageBreak/>
+              <w:t>Implementación de Bootstrap                                                                 Controller</w:t>
+            </w:r>
           </w:p>
           <w:p>
             <w:pPr>
@@ -2840,7 +3060,6 @@
                 <w:color w:val="1F4E79" w:themeColor="accent1" w:themeShade="80"/>
                 <w:sz w:val="18"/>
               </w:rPr>
-              <w:lastRenderedPageBreak/>
               <w:t>Plan de Trabajo</w:t>
             </w:r>
           </w:p>
@@ -4392,6 +4611,7 @@
                 <w:rFonts w:ascii="Calibri" w:hAnsi="Calibri"/>
                 <w:color w:val="1F4E79" w:themeColor="accent1" w:themeShade="80"/>
               </w:rPr>
+              <w:lastRenderedPageBreak/>
               <w:t xml:space="preserve">Actividades ajustadas o eliminadas: </w:t>
             </w:r>
             <w:r>
@@ -6817,73 +7037,7 @@
                 <w:szCs w:val="18"/>
                 <w:lang w:eastAsia="es-CL"/>
               </w:rPr>
-              <w:t xml:space="preserve">Usamos correctamente un </w:t>
-            </w:r>
-            <w:proofErr w:type="spellStart"/>
-            <w:r>
-              <w:rPr>
-                <w:rFonts w:ascii="Calibri" w:eastAsia="Calibri" w:hAnsi="Calibri" w:cs="Calibri"/>
-                <w:color w:val="767171" w:themeColor="background2" w:themeShade="80"/>
-                <w:sz w:val="18"/>
-                <w:szCs w:val="18"/>
-                <w:lang w:eastAsia="es-CL"/>
-              </w:rPr>
-              <w:t>versionador</w:t>
-            </w:r>
-            <w:proofErr w:type="spellEnd"/>
-            <w:r>
-              <w:rPr>
-                <w:rFonts w:ascii="Calibri" w:eastAsia="Calibri" w:hAnsi="Calibri" w:cs="Calibri"/>
-                <w:color w:val="767171" w:themeColor="background2" w:themeShade="80"/>
-                <w:sz w:val="18"/>
-                <w:szCs w:val="18"/>
-                <w:lang w:eastAsia="es-CL"/>
-              </w:rPr>
-              <w:t xml:space="preserve"> como </w:t>
-            </w:r>
-            <w:proofErr w:type="spellStart"/>
-            <w:r>
-              <w:rPr>
-                <w:rFonts w:ascii="Calibri" w:eastAsia="Calibri" w:hAnsi="Calibri" w:cs="Calibri"/>
-                <w:color w:val="767171" w:themeColor="background2" w:themeShade="80"/>
-                <w:sz w:val="18"/>
-                <w:szCs w:val="18"/>
-                <w:lang w:eastAsia="es-CL"/>
-              </w:rPr>
-              <w:t>GitLab</w:t>
-            </w:r>
-            <w:proofErr w:type="spellEnd"/>
-            <w:r>
-              <w:rPr>
-                <w:rFonts w:ascii="Calibri" w:eastAsia="Calibri" w:hAnsi="Calibri" w:cs="Calibri"/>
-                <w:color w:val="767171" w:themeColor="background2" w:themeShade="80"/>
-                <w:sz w:val="18"/>
-                <w:szCs w:val="18"/>
-                <w:lang w:eastAsia="es-CL"/>
-              </w:rPr>
-              <w:t xml:space="preserve">, </w:t>
-            </w:r>
-            <w:proofErr w:type="spellStart"/>
-            <w:r>
-              <w:rPr>
-                <w:rFonts w:ascii="Calibri" w:eastAsia="Calibri" w:hAnsi="Calibri" w:cs="Calibri"/>
-                <w:color w:val="767171" w:themeColor="background2" w:themeShade="80"/>
-                <w:sz w:val="18"/>
-                <w:szCs w:val="18"/>
-                <w:lang w:eastAsia="es-CL"/>
-              </w:rPr>
-              <w:t>Bitbucket</w:t>
-            </w:r>
-            <w:proofErr w:type="spellEnd"/>
-            <w:r>
-              <w:rPr>
-                <w:rFonts w:ascii="Calibri" w:eastAsia="Calibri" w:hAnsi="Calibri" w:cs="Calibri"/>
-                <w:color w:val="767171" w:themeColor="background2" w:themeShade="80"/>
-                <w:sz w:val="18"/>
-                <w:szCs w:val="18"/>
-                <w:lang w:eastAsia="es-CL"/>
-              </w:rPr>
-              <w:t>, GitHub u otro para respaldar el código fuente, desarrollando así la aplicación de manera colaborativa.</w:t>
+              <w:t>Usamos correctamente un versionador como GitLab, Bitbucket, GitHub u otro para respaldar el código fuente, desarrollando así la aplicación de manera colaborativa.</w:t>
             </w:r>
           </w:p>
         </w:tc>
@@ -6915,73 +7069,7 @@
                 <w:szCs w:val="18"/>
                 <w:lang w:eastAsia="es-CL"/>
               </w:rPr>
-              <w:t xml:space="preserve">Usamos correctamente un </w:t>
-            </w:r>
-            <w:proofErr w:type="spellStart"/>
-            <w:r>
-              <w:rPr>
-                <w:rFonts w:ascii="Calibri" w:eastAsia="Calibri" w:hAnsi="Calibri" w:cs="Calibri"/>
-                <w:color w:val="767171" w:themeColor="background2" w:themeShade="80"/>
-                <w:sz w:val="18"/>
-                <w:szCs w:val="18"/>
-                <w:lang w:eastAsia="es-CL"/>
-              </w:rPr>
-              <w:t>versionador</w:t>
-            </w:r>
-            <w:proofErr w:type="spellEnd"/>
-            <w:r>
-              <w:rPr>
-                <w:rFonts w:ascii="Calibri" w:eastAsia="Calibri" w:hAnsi="Calibri" w:cs="Calibri"/>
-                <w:color w:val="767171" w:themeColor="background2" w:themeShade="80"/>
-                <w:sz w:val="18"/>
-                <w:szCs w:val="18"/>
-                <w:lang w:eastAsia="es-CL"/>
-              </w:rPr>
-              <w:t xml:space="preserve"> como </w:t>
-            </w:r>
-            <w:proofErr w:type="spellStart"/>
-            <w:r>
-              <w:rPr>
-                <w:rFonts w:ascii="Calibri" w:eastAsia="Calibri" w:hAnsi="Calibri" w:cs="Calibri"/>
-                <w:color w:val="767171" w:themeColor="background2" w:themeShade="80"/>
-                <w:sz w:val="18"/>
-                <w:szCs w:val="18"/>
-                <w:lang w:eastAsia="es-CL"/>
-              </w:rPr>
-              <w:t>GitLab</w:t>
-            </w:r>
-            <w:proofErr w:type="spellEnd"/>
-            <w:r>
-              <w:rPr>
-                <w:rFonts w:ascii="Calibri" w:eastAsia="Calibri" w:hAnsi="Calibri" w:cs="Calibri"/>
-                <w:color w:val="767171" w:themeColor="background2" w:themeShade="80"/>
-                <w:sz w:val="18"/>
-                <w:szCs w:val="18"/>
-                <w:lang w:eastAsia="es-CL"/>
-              </w:rPr>
-              <w:t xml:space="preserve">, </w:t>
-            </w:r>
-            <w:proofErr w:type="spellStart"/>
-            <w:r>
-              <w:rPr>
-                <w:rFonts w:ascii="Calibri" w:eastAsia="Calibri" w:hAnsi="Calibri" w:cs="Calibri"/>
-                <w:color w:val="767171" w:themeColor="background2" w:themeShade="80"/>
-                <w:sz w:val="18"/>
-                <w:szCs w:val="18"/>
-                <w:lang w:eastAsia="es-CL"/>
-              </w:rPr>
-              <w:t>Bitbucket</w:t>
-            </w:r>
-            <w:proofErr w:type="spellEnd"/>
-            <w:r>
-              <w:rPr>
-                <w:rFonts w:ascii="Calibri" w:eastAsia="Calibri" w:hAnsi="Calibri" w:cs="Calibri"/>
-                <w:color w:val="767171" w:themeColor="background2" w:themeShade="80"/>
-                <w:sz w:val="18"/>
-                <w:szCs w:val="18"/>
-                <w:lang w:eastAsia="es-CL"/>
-              </w:rPr>
-              <w:t>, GitHub u otro para respaldar el código fuente, desarrollando así la aplicación pero no de manera colaborativa.</w:t>
+              <w:t>Usamos correctamente un versionador como GitLab, Bitbucket, GitHub u otro para respaldar el código fuente, desarrollando así la aplicación pero no de manera colaborativa.</w:t>
             </w:r>
           </w:p>
         </w:tc>
@@ -7013,73 +7101,7 @@
                 <w:szCs w:val="18"/>
                 <w:lang w:eastAsia="es-CL"/>
               </w:rPr>
-              <w:t xml:space="preserve">Usamos   un </w:t>
-            </w:r>
-            <w:proofErr w:type="spellStart"/>
-            <w:r>
-              <w:rPr>
-                <w:rFonts w:ascii="Calibri" w:eastAsia="Calibri" w:hAnsi="Calibri" w:cs="Calibri"/>
-                <w:color w:val="767171" w:themeColor="background2" w:themeShade="80"/>
-                <w:sz w:val="18"/>
-                <w:szCs w:val="18"/>
-                <w:lang w:eastAsia="es-CL"/>
-              </w:rPr>
-              <w:t>versionador</w:t>
-            </w:r>
-            <w:proofErr w:type="spellEnd"/>
-            <w:r>
-              <w:rPr>
-                <w:rFonts w:ascii="Calibri" w:eastAsia="Calibri" w:hAnsi="Calibri" w:cs="Calibri"/>
-                <w:color w:val="767171" w:themeColor="background2" w:themeShade="80"/>
-                <w:sz w:val="18"/>
-                <w:szCs w:val="18"/>
-                <w:lang w:eastAsia="es-CL"/>
-              </w:rPr>
-              <w:t xml:space="preserve"> como </w:t>
-            </w:r>
-            <w:proofErr w:type="spellStart"/>
-            <w:r>
-              <w:rPr>
-                <w:rFonts w:ascii="Calibri" w:eastAsia="Calibri" w:hAnsi="Calibri" w:cs="Calibri"/>
-                <w:color w:val="767171" w:themeColor="background2" w:themeShade="80"/>
-                <w:sz w:val="18"/>
-                <w:szCs w:val="18"/>
-                <w:lang w:eastAsia="es-CL"/>
-              </w:rPr>
-              <w:t>GitLab</w:t>
-            </w:r>
-            <w:proofErr w:type="spellEnd"/>
-            <w:r>
-              <w:rPr>
-                <w:rFonts w:ascii="Calibri" w:eastAsia="Calibri" w:hAnsi="Calibri" w:cs="Calibri"/>
-                <w:color w:val="767171" w:themeColor="background2" w:themeShade="80"/>
-                <w:sz w:val="18"/>
-                <w:szCs w:val="18"/>
-                <w:lang w:eastAsia="es-CL"/>
-              </w:rPr>
-              <w:t xml:space="preserve">, </w:t>
-            </w:r>
-            <w:proofErr w:type="spellStart"/>
-            <w:r>
-              <w:rPr>
-                <w:rFonts w:ascii="Calibri" w:eastAsia="Calibri" w:hAnsi="Calibri" w:cs="Calibri"/>
-                <w:color w:val="767171" w:themeColor="background2" w:themeShade="80"/>
-                <w:sz w:val="18"/>
-                <w:szCs w:val="18"/>
-                <w:lang w:eastAsia="es-CL"/>
-              </w:rPr>
-              <w:t>Bitbucket</w:t>
-            </w:r>
-            <w:proofErr w:type="spellEnd"/>
-            <w:r>
-              <w:rPr>
-                <w:rFonts w:ascii="Calibri" w:eastAsia="Calibri" w:hAnsi="Calibri" w:cs="Calibri"/>
-                <w:color w:val="767171" w:themeColor="background2" w:themeShade="80"/>
-                <w:sz w:val="18"/>
-                <w:szCs w:val="18"/>
-                <w:lang w:eastAsia="es-CL"/>
-              </w:rPr>
-              <w:t>, GitHub u otro para respaldar el código fuente de forma sistemática a lo largo del proceso.</w:t>
+              <w:t>Usamos   un versionador como GitLab, Bitbucket, GitHub u otro para respaldar el código fuente de forma sistemática a lo largo del proceso.</w:t>
             </w:r>
           </w:p>
         </w:tc>
@@ -7111,73 +7133,7 @@
                 <w:szCs w:val="18"/>
                 <w:lang w:eastAsia="es-CL"/>
               </w:rPr>
-              <w:t xml:space="preserve">No usamos correctamente un </w:t>
-            </w:r>
-            <w:proofErr w:type="spellStart"/>
-            <w:r>
-              <w:rPr>
-                <w:rFonts w:ascii="Calibri" w:eastAsia="Calibri" w:hAnsi="Calibri" w:cs="Calibri"/>
-                <w:color w:val="767171" w:themeColor="background2" w:themeShade="80"/>
-                <w:sz w:val="18"/>
-                <w:szCs w:val="18"/>
-                <w:lang w:eastAsia="es-CL"/>
-              </w:rPr>
-              <w:t>versionador</w:t>
-            </w:r>
-            <w:proofErr w:type="spellEnd"/>
-            <w:r>
-              <w:rPr>
-                <w:rFonts w:ascii="Calibri" w:eastAsia="Calibri" w:hAnsi="Calibri" w:cs="Calibri"/>
-                <w:color w:val="767171" w:themeColor="background2" w:themeShade="80"/>
-                <w:sz w:val="18"/>
-                <w:szCs w:val="18"/>
-                <w:lang w:eastAsia="es-CL"/>
-              </w:rPr>
-              <w:t xml:space="preserve"> como </w:t>
-            </w:r>
-            <w:proofErr w:type="spellStart"/>
-            <w:r>
-              <w:rPr>
-                <w:rFonts w:ascii="Calibri" w:eastAsia="Calibri" w:hAnsi="Calibri" w:cs="Calibri"/>
-                <w:color w:val="767171" w:themeColor="background2" w:themeShade="80"/>
-                <w:sz w:val="18"/>
-                <w:szCs w:val="18"/>
-                <w:lang w:eastAsia="es-CL"/>
-              </w:rPr>
-              <w:t>GitLab</w:t>
-            </w:r>
-            <w:proofErr w:type="spellEnd"/>
-            <w:r>
-              <w:rPr>
-                <w:rFonts w:ascii="Calibri" w:eastAsia="Calibri" w:hAnsi="Calibri" w:cs="Calibri"/>
-                <w:color w:val="767171" w:themeColor="background2" w:themeShade="80"/>
-                <w:sz w:val="18"/>
-                <w:szCs w:val="18"/>
-                <w:lang w:eastAsia="es-CL"/>
-              </w:rPr>
-              <w:t xml:space="preserve">, </w:t>
-            </w:r>
-            <w:proofErr w:type="spellStart"/>
-            <w:r>
-              <w:rPr>
-                <w:rFonts w:ascii="Calibri" w:eastAsia="Calibri" w:hAnsi="Calibri" w:cs="Calibri"/>
-                <w:color w:val="767171" w:themeColor="background2" w:themeShade="80"/>
-                <w:sz w:val="18"/>
-                <w:szCs w:val="18"/>
-                <w:lang w:eastAsia="es-CL"/>
-              </w:rPr>
-              <w:t>Bitbucket</w:t>
-            </w:r>
-            <w:proofErr w:type="spellEnd"/>
-            <w:r>
-              <w:rPr>
-                <w:rFonts w:ascii="Calibri" w:eastAsia="Calibri" w:hAnsi="Calibri" w:cs="Calibri"/>
-                <w:color w:val="767171" w:themeColor="background2" w:themeShade="80"/>
-                <w:sz w:val="18"/>
-                <w:szCs w:val="18"/>
-                <w:lang w:eastAsia="es-CL"/>
-              </w:rPr>
-              <w:t>, GitHub u otro para respaldar el código fuente.</w:t>
+              <w:t>No usamos correctamente un versionador como GitLab, Bitbucket, GitHub u otro para respaldar el código fuente.</w:t>
             </w:r>
           </w:p>
         </w:tc>
@@ -7286,51 +7242,7 @@
                 <w:szCs w:val="18"/>
                 <w:lang w:eastAsia="es-CL"/>
               </w:rPr>
-              <w:t xml:space="preserve">Implementamos la totalidad de los componentes del Front </w:t>
-            </w:r>
-            <w:proofErr w:type="spellStart"/>
-            <w:r>
-              <w:rPr>
-                <w:rFonts w:ascii="Calibri" w:eastAsia="Calibri" w:hAnsi="Calibri" w:cs="Calibri"/>
-                <w:color w:val="767171"/>
-                <w:sz w:val="18"/>
-                <w:szCs w:val="18"/>
-                <w:lang w:eastAsia="es-CL"/>
-              </w:rPr>
-              <w:t>End</w:t>
-            </w:r>
-            <w:proofErr w:type="spellEnd"/>
-            <w:r>
-              <w:rPr>
-                <w:rFonts w:ascii="Calibri" w:eastAsia="Calibri" w:hAnsi="Calibri" w:cs="Calibri"/>
-                <w:color w:val="767171"/>
-                <w:sz w:val="18"/>
-                <w:szCs w:val="18"/>
-                <w:lang w:eastAsia="es-CL"/>
-              </w:rPr>
-              <w:t xml:space="preserve"> con el Back </w:t>
-            </w:r>
-            <w:proofErr w:type="spellStart"/>
-            <w:r>
-              <w:rPr>
-                <w:rFonts w:ascii="Calibri" w:eastAsia="Calibri" w:hAnsi="Calibri" w:cs="Calibri"/>
-                <w:color w:val="767171"/>
-                <w:sz w:val="18"/>
-                <w:szCs w:val="18"/>
-                <w:lang w:eastAsia="es-CL"/>
-              </w:rPr>
-              <w:t>End</w:t>
-            </w:r>
-            <w:proofErr w:type="spellEnd"/>
-            <w:r>
-              <w:rPr>
-                <w:rFonts w:ascii="Calibri" w:eastAsia="Calibri" w:hAnsi="Calibri" w:cs="Calibri"/>
-                <w:color w:val="767171"/>
-                <w:sz w:val="18"/>
-                <w:szCs w:val="18"/>
-                <w:lang w:eastAsia="es-CL"/>
-              </w:rPr>
-              <w:t xml:space="preserve"> comprometidos para la fase 2.</w:t>
+              <w:t>Implementamos la totalidad de los componentes del Front End con el Back End comprometidos para la fase 2.</w:t>
             </w:r>
           </w:p>
         </w:tc>
@@ -7363,51 +7275,7 @@
                 <w:szCs w:val="18"/>
                 <w:lang w:eastAsia="es-CL"/>
               </w:rPr>
-              <w:t xml:space="preserve">Implementamos entre el 79% y el 50% de los componentes del Front </w:t>
-            </w:r>
-            <w:proofErr w:type="spellStart"/>
-            <w:r>
-              <w:rPr>
-                <w:rFonts w:ascii="Calibri" w:eastAsia="Calibri" w:hAnsi="Calibri" w:cs="Calibri"/>
-                <w:color w:val="767171"/>
-                <w:sz w:val="18"/>
-                <w:szCs w:val="18"/>
-                <w:lang w:eastAsia="es-CL"/>
-              </w:rPr>
-              <w:t>End</w:t>
-            </w:r>
-            <w:proofErr w:type="spellEnd"/>
-            <w:r>
-              <w:rPr>
-                <w:rFonts w:ascii="Calibri" w:eastAsia="Calibri" w:hAnsi="Calibri" w:cs="Calibri"/>
-                <w:color w:val="767171"/>
-                <w:sz w:val="18"/>
-                <w:szCs w:val="18"/>
-                <w:lang w:eastAsia="es-CL"/>
-              </w:rPr>
-              <w:t xml:space="preserve"> con el Back </w:t>
-            </w:r>
-            <w:proofErr w:type="spellStart"/>
-            <w:r>
-              <w:rPr>
-                <w:rFonts w:ascii="Calibri" w:eastAsia="Calibri" w:hAnsi="Calibri" w:cs="Calibri"/>
-                <w:color w:val="767171"/>
-                <w:sz w:val="18"/>
-                <w:szCs w:val="18"/>
-                <w:lang w:eastAsia="es-CL"/>
-              </w:rPr>
-              <w:t>End</w:t>
-            </w:r>
-            <w:proofErr w:type="spellEnd"/>
-            <w:r>
-              <w:rPr>
-                <w:rFonts w:ascii="Calibri" w:eastAsia="Calibri" w:hAnsi="Calibri" w:cs="Calibri"/>
-                <w:color w:val="767171"/>
-                <w:sz w:val="18"/>
-                <w:szCs w:val="18"/>
-                <w:lang w:eastAsia="es-CL"/>
-              </w:rPr>
-              <w:t xml:space="preserve"> comprometidos para la fase 2.</w:t>
+              <w:t>Implementamos entre el 79% y el 50% de los componentes del Front End con el Back End comprometidos para la fase 2.</w:t>
             </w:r>
           </w:p>
         </w:tc>
@@ -7440,51 +7308,7 @@
                 <w:szCs w:val="18"/>
                 <w:lang w:eastAsia="es-CL"/>
               </w:rPr>
-              <w:t xml:space="preserve">Implementamos entre el 49% y el 25% de los componentes del Front </w:t>
-            </w:r>
-            <w:proofErr w:type="spellStart"/>
-            <w:r>
-              <w:rPr>
-                <w:rFonts w:ascii="Calibri" w:eastAsia="Calibri" w:hAnsi="Calibri" w:cs="Calibri"/>
-                <w:color w:val="767171"/>
-                <w:sz w:val="18"/>
-                <w:szCs w:val="18"/>
-                <w:lang w:eastAsia="es-CL"/>
-              </w:rPr>
-              <w:t>End</w:t>
-            </w:r>
-            <w:proofErr w:type="spellEnd"/>
-            <w:r>
-              <w:rPr>
-                <w:rFonts w:ascii="Calibri" w:eastAsia="Calibri" w:hAnsi="Calibri" w:cs="Calibri"/>
-                <w:color w:val="767171"/>
-                <w:sz w:val="18"/>
-                <w:szCs w:val="18"/>
-                <w:lang w:eastAsia="es-CL"/>
-              </w:rPr>
-              <w:t xml:space="preserve"> con el Back </w:t>
-            </w:r>
-            <w:proofErr w:type="spellStart"/>
-            <w:r>
-              <w:rPr>
-                <w:rFonts w:ascii="Calibri" w:eastAsia="Calibri" w:hAnsi="Calibri" w:cs="Calibri"/>
-                <w:color w:val="767171"/>
-                <w:sz w:val="18"/>
-                <w:szCs w:val="18"/>
-                <w:lang w:eastAsia="es-CL"/>
-              </w:rPr>
-              <w:t>End</w:t>
-            </w:r>
-            <w:proofErr w:type="spellEnd"/>
-            <w:r>
-              <w:rPr>
-                <w:rFonts w:ascii="Calibri" w:eastAsia="Calibri" w:hAnsi="Calibri" w:cs="Calibri"/>
-                <w:color w:val="767171"/>
-                <w:sz w:val="18"/>
-                <w:szCs w:val="18"/>
-                <w:lang w:eastAsia="es-CL"/>
-              </w:rPr>
-              <w:t xml:space="preserve"> comprometidos para la fase 2.</w:t>
+              <w:t>Implementamos entre el 49% y el 25% de los componentes del Front End con el Back End comprometidos para la fase 2.</w:t>
             </w:r>
           </w:p>
         </w:tc>
@@ -7517,51 +7341,7 @@
                 <w:szCs w:val="18"/>
                 <w:lang w:eastAsia="es-CL"/>
               </w:rPr>
-              <w:t xml:space="preserve">Implementamos menos del 25% de los componentes del Front </w:t>
-            </w:r>
-            <w:proofErr w:type="spellStart"/>
-            <w:r>
-              <w:rPr>
-                <w:rFonts w:ascii="Calibri" w:eastAsia="Calibri" w:hAnsi="Calibri" w:cs="Calibri"/>
-                <w:color w:val="767171"/>
-                <w:sz w:val="18"/>
-                <w:szCs w:val="18"/>
-                <w:lang w:eastAsia="es-CL"/>
-              </w:rPr>
-              <w:t>End</w:t>
-            </w:r>
-            <w:proofErr w:type="spellEnd"/>
-            <w:r>
-              <w:rPr>
-                <w:rFonts w:ascii="Calibri" w:eastAsia="Calibri" w:hAnsi="Calibri" w:cs="Calibri"/>
-                <w:color w:val="767171"/>
-                <w:sz w:val="18"/>
-                <w:szCs w:val="18"/>
-                <w:lang w:eastAsia="es-CL"/>
-              </w:rPr>
-              <w:t xml:space="preserve"> con el Back </w:t>
-            </w:r>
-            <w:proofErr w:type="spellStart"/>
-            <w:r>
-              <w:rPr>
-                <w:rFonts w:ascii="Calibri" w:eastAsia="Calibri" w:hAnsi="Calibri" w:cs="Calibri"/>
-                <w:color w:val="767171"/>
-                <w:sz w:val="18"/>
-                <w:szCs w:val="18"/>
-                <w:lang w:eastAsia="es-CL"/>
-              </w:rPr>
-              <w:t>End</w:t>
-            </w:r>
-            <w:proofErr w:type="spellEnd"/>
-            <w:r>
-              <w:rPr>
-                <w:rFonts w:ascii="Calibri" w:eastAsia="Calibri" w:hAnsi="Calibri" w:cs="Calibri"/>
-                <w:color w:val="767171"/>
-                <w:sz w:val="18"/>
-                <w:szCs w:val="18"/>
-                <w:lang w:eastAsia="es-CL"/>
-              </w:rPr>
-              <w:t xml:space="preserve"> comprometidos para la fase 2.</w:t>
+              <w:t>Implementamos menos del 25% de los componentes del Front End con el Back End comprometidos para la fase 2.</w:t>
             </w:r>
           </w:p>
         </w:tc>
@@ -11937,6 +11717,7 @@
   <w:style w:type="character" w:default="1" w:styleId="Fuentedeprrafopredeter">
     <w:name w:val="Default Paragraph Font"/>
     <w:uiPriority w:val="1"/>
+    <w:semiHidden/>
     <w:unhideWhenUsed/>
   </w:style>
   <w:style w:type="table" w:default="1" w:styleId="Tablanormal">
@@ -13231,16 +13012,6 @@
 </file>
 
 <file path=customXml/item1.xml><?xml version="1.0" encoding="utf-8"?>
-<b:Sources xmlns:b="http://schemas.openxmlformats.org/officeDocument/2006/bibliography" xmlns="http://schemas.openxmlformats.org/officeDocument/2006/bibliography" SelectedStyle="\APASixthEditionOfficeOnline.xsl" StyleName="APA" Version="6"/>
-</file>
-
-<file path=customXml/item2.xml><?xml version="1.0" encoding="utf-8"?>
-<p:properties xmlns:p="http://schemas.microsoft.com/office/2006/metadata/properties" xmlns:xsi="http://www.w3.org/2001/XMLSchema-instance" xmlns:pc="http://schemas.microsoft.com/office/infopath/2007/PartnerControls">
-  <documentManagement/>
-</p:properties>
-</file>
-
-<file path=customXml/item3.xml><?xml version="1.0" encoding="utf-8"?>
 <ct:contentTypeSchema xmlns:ct="http://schemas.microsoft.com/office/2006/metadata/contentType" xmlns:ma="http://schemas.microsoft.com/office/2006/metadata/properties/metaAttributes" ct:_="" ma:_="" ma:contentTypeName="Documento" ma:contentTypeID="0x010100540D93CFA3C06649B648D09825F0F998" ma:contentTypeVersion="6" ma:contentTypeDescription="Crear nuevo documento." ma:contentTypeScope="" ma:versionID="5c2b2473766d38aecfe63858bf132535">
   <xsd:schema xmlns:xsd="http://www.w3.org/2001/XMLSchema" xmlns:xs="http://www.w3.org/2001/XMLSchema" xmlns:p="http://schemas.microsoft.com/office/2006/metadata/properties" xmlns:ns2="02df7497-e9e2-4bdc-bf3a-98b07bb6bf63" xmlns:ns3="0dcc4151-94c2-46e6-979e-e4dc186d1009" targetNamespace="http://schemas.microsoft.com/office/2006/metadata/properties" ma:root="true" ma:fieldsID="9faf397e8da13125d98031af5ffce206" ns2:_="" ns3:_="">
     <xsd:import namespace="02df7497-e9e2-4bdc-bf3a-98b07bb6bf63"/>
@@ -13419,6 +13190,16 @@
 </ct:contentTypeSchema>
 </file>
 
+<file path=customXml/item2.xml><?xml version="1.0" encoding="utf-8"?>
+<p:properties xmlns:p="http://schemas.microsoft.com/office/2006/metadata/properties" xmlns:xsi="http://www.w3.org/2001/XMLSchema-instance" xmlns:pc="http://schemas.microsoft.com/office/infopath/2007/PartnerControls">
+  <documentManagement/>
+</p:properties>
+</file>
+
+<file path=customXml/item3.xml><?xml version="1.0" encoding="utf-8"?>
+<b:Sources xmlns:b="http://schemas.openxmlformats.org/officeDocument/2006/bibliography" xmlns="http://schemas.openxmlformats.org/officeDocument/2006/bibliography" SelectedStyle="\APASixthEditionOfficeOnline.xsl" StyleName="APA" Version="6"/>
+</file>
+
 <file path=customXml/item4.xml><?xml version="1.0" encoding="utf-8"?>
 <?mso-contentType ?>
 <FormTemplates xmlns="http://schemas.microsoft.com/sharepoint/v3/contenttype/forms">
@@ -13429,23 +13210,6 @@
 </file>
 
 <file path=customXml/itemProps1.xml><?xml version="1.0" encoding="utf-8"?>
-<ds:datastoreItem xmlns:ds="http://schemas.openxmlformats.org/officeDocument/2006/customXml" ds:itemID="{744D4955-CE19-4EE3-ABFC-EA02289DEDAF}">
-  <ds:schemaRefs>
-    <ds:schemaRef ds:uri="http://schemas.openxmlformats.org/officeDocument/2006/bibliography"/>
-  </ds:schemaRefs>
-</ds:datastoreItem>
-</file>
-
-<file path=customXml/itemProps2.xml><?xml version="1.0" encoding="utf-8"?>
-<ds:datastoreItem xmlns:ds="http://schemas.openxmlformats.org/officeDocument/2006/customXml" ds:itemID="{5F1783E3-BA1C-4CA3-8E32-C9B378BBED03}">
-  <ds:schemaRefs>
-    <ds:schemaRef ds:uri="http://schemas.microsoft.com/office/2006/metadata/properties"/>
-    <ds:schemaRef ds:uri="http://schemas.microsoft.com/office/infopath/2007/PartnerControls"/>
-  </ds:schemaRefs>
-</ds:datastoreItem>
-</file>
-
-<file path=customXml/itemProps3.xml><?xml version="1.0" encoding="utf-8"?>
 <ds:datastoreItem xmlns:ds="http://schemas.openxmlformats.org/officeDocument/2006/customXml" ds:itemID="{94B1D32B-7ABE-4839-9F70-60DD30FC5343}">
   <ds:schemaRefs>
     <ds:schemaRef ds:uri="http://schemas.microsoft.com/office/2006/metadata/contentType"/>
@@ -13464,6 +13228,23 @@
 </ds:datastoreItem>
 </file>
 
+<file path=customXml/itemProps2.xml><?xml version="1.0" encoding="utf-8"?>
+<ds:datastoreItem xmlns:ds="http://schemas.openxmlformats.org/officeDocument/2006/customXml" ds:itemID="{5F1783E3-BA1C-4CA3-8E32-C9B378BBED03}">
+  <ds:schemaRefs>
+    <ds:schemaRef ds:uri="http://schemas.microsoft.com/office/2006/metadata/properties"/>
+    <ds:schemaRef ds:uri="http://schemas.microsoft.com/office/infopath/2007/PartnerControls"/>
+  </ds:schemaRefs>
+</ds:datastoreItem>
+</file>
+
+<file path=customXml/itemProps3.xml><?xml version="1.0" encoding="utf-8"?>
+<ds:datastoreItem xmlns:ds="http://schemas.openxmlformats.org/officeDocument/2006/customXml" ds:itemID="{744D4955-CE19-4EE3-ABFC-EA02289DEDAF}">
+  <ds:schemaRefs>
+    <ds:schemaRef ds:uri="http://schemas.openxmlformats.org/officeDocument/2006/bibliography"/>
+  </ds:schemaRefs>
+</ds:datastoreItem>
+</file>
+
 <file path=customXml/itemProps4.xml><?xml version="1.0" encoding="utf-8"?>
 <ds:datastoreItem xmlns:ds="http://schemas.openxmlformats.org/officeDocument/2006/customXml" ds:itemID="{DABAA964-10BA-4DBC-ABF2-CDEAC0FAF7AA}">
   <ds:schemaRefs>
